--- a/files/论坛纷纭/国际商学院/国际商学院评论取样.docx
+++ b/files/论坛纷纭/国际商学院/国际商学院评论取样.docx
@@ -50,7 +50,7 @@
           <w:color w:val="5F6368"/>
           <w:sz w:val="20"/>
         </w:rPr>
-        <w:t>检索日 2026-09-16。本夹 9 条。本科与研究生部都要有。高翻本科以「无普通本科建制 / 保研入口」标明，不算编造就读。</w:t>
+        <w:t>检索日 2026-09-16。本夹 14 条。本科与研究生部都要有。高翻本科以「无普通本科建制 / 保研入口」标明，不算编造就读。</w:t>
       </w:r>
     </w:p>
     <w:p>
@@ -1302,6 +1302,701 @@
           <w:sz w:val="20"/>
         </w:rPr>
         <w:t>阅读限制：必须和曹渊那条统招本科分开。小红书上大量「北外国商」其实是这类项目。</w:t>
+      </w:r>
+    </w:p>
+    <w:p>
+      <w:pPr>
+        <w:spacing w:before="240" w:after="160" w:line="264" w:lineRule="auto"/>
+        <w:pBdr>
+          <w:bottom w:val="single" w:sz="12" w:space="4" w:color="1F4E79"/>
+        </w:pBdr>
+      </w:pPr>
+      <w:r>
+        <w:rPr>
+          <w:rFonts w:ascii="黑体" w:hAnsi="黑体" w:eastAsia="黑体"/>
+          <w:b/>
+          <w:i w:val="0"/>
+          <w:color w:val="1F4E79"/>
+          <w:sz w:val="28"/>
+        </w:rPr>
+        <w:t>10　本科（学霸稿，机构约稿）　·　高顿教育 ACCA</w:t>
+      </w:r>
+    </w:p>
+    <w:p>
+      <w:pPr>
+        <w:spacing w:before="0" w:after="40" w:line="288" w:lineRule="auto"/>
+      </w:pPr>
+      <w:r>
+        <w:rPr>
+          <w:rFonts w:ascii="宋体" w:hAnsi="宋体" w:eastAsia="宋体"/>
+          <w:b w:val="0"/>
+          <w:i w:val="0"/>
+          <w:color w:val="5F6368"/>
+          <w:sz w:val="20"/>
+        </w:rPr>
+        <w:t>用户/署名：倪子君</w:t>
+      </w:r>
+    </w:p>
+    <w:p>
+      <w:pPr>
+        <w:spacing w:before="0" w:after="40" w:line="288" w:lineRule="auto"/>
+      </w:pPr>
+      <w:r>
+        <w:rPr>
+          <w:rFonts w:ascii="宋体" w:hAnsi="宋体" w:eastAsia="宋体"/>
+          <w:b w:val="0"/>
+          <w:i w:val="0"/>
+          <w:color w:val="5F6368"/>
+          <w:sz w:val="20"/>
+        </w:rPr>
+        <w:t>自称身份：2016 级国际财务管理 + 英语双学位；ACCA 过 9 门</w:t>
+      </w:r>
+    </w:p>
+    <w:p>
+      <w:pPr>
+        <w:spacing w:before="0" w:after="40" w:line="288" w:lineRule="auto"/>
+      </w:pPr>
+      <w:r>
+        <w:rPr>
+          <w:rFonts w:ascii="宋体" w:hAnsi="宋体" w:eastAsia="宋体"/>
+          <w:b w:val="0"/>
+          <w:i w:val="0"/>
+          <w:color w:val="5F6368"/>
+          <w:sz w:val="20"/>
+        </w:rPr>
+        <w:t>可见时间：2020-08-27</w:t>
+      </w:r>
+    </w:p>
+    <w:p>
+      <w:pPr>
+        <w:spacing w:before="0" w:after="40" w:line="288" w:lineRule="auto"/>
+      </w:pPr>
+      <w:r>
+        <w:rPr>
+          <w:rFonts w:ascii="宋体" w:hAnsi="宋体" w:eastAsia="宋体"/>
+          <w:b w:val="0"/>
+          <w:i w:val="0"/>
+          <w:color w:val="5F6368"/>
+          <w:sz w:val="20"/>
+        </w:rPr>
+        <w:t>链接：https://acca.gaodun.com/students/10442.html</w:t>
+      </w:r>
+    </w:p>
+    <w:p>
+      <w:pPr>
+        <w:spacing w:before="120" w:after="80" w:line="288" w:lineRule="auto"/>
+      </w:pPr>
+      <w:r>
+        <w:rPr>
+          <w:rFonts w:ascii="黑体" w:hAnsi="黑体" w:eastAsia="黑体"/>
+          <w:b/>
+          <w:i w:val="0"/>
+          <w:color w:val="1F4E79"/>
+          <w:sz w:val="24"/>
+        </w:rPr>
+        <w:t>摘录</w:t>
+      </w:r>
+    </w:p>
+    <w:p>
+      <w:pPr>
+        <w:spacing w:before="0" w:after="160" w:line="288" w:lineRule="auto"/>
+        <w:ind w:firstLine="440"/>
+      </w:pPr>
+      <w:r>
+        <w:rPr>
+          <w:rFonts w:ascii="宋体" w:hAnsi="宋体" w:eastAsia="宋体"/>
+          <w:b w:val="0"/>
+          <w:i w:val="0"/>
+          <w:color w:val="212529"/>
+          <w:sz w:val="22"/>
+        </w:rPr>
+        <w:t>我的双学位成绩里国际财务管理专业的均分是92.1，英语专业的均分是91.3。其实ACCA和我平时上的课是相辅相成的。我们学校很多课也是英文授课，平时一直保持着用英语学财管的习惯。比如我大三上学校有一门成本与管理会计的课，当时我正好在学ACCA F5，其中就有很多相通的地方。其实大学里修了双学位本身课也不少了，要保证绩点，然后大三我还考了雅思、GMAT和BEC的高级，还有实习，当时其实是非常非常忙的状态。</w:t>
+      </w:r>
+    </w:p>
+    <w:p>
+      <w:pPr>
+        <w:spacing w:before="0" w:after="80" w:line="288" w:lineRule="auto"/>
+      </w:pPr>
+      <w:r>
+        <w:rPr>
+          <w:rFonts w:ascii="宋体" w:hAnsi="宋体" w:eastAsia="宋体"/>
+          <w:b w:val="0"/>
+          <w:i w:val="0"/>
+          <w:color w:val="212529"/>
+          <w:sz w:val="20"/>
+        </w:rPr>
+        <w:t>用户溯源：实名、双学位、具体课程。高顿学霸稿，用户已指出可能是宣传出色个例。</w:t>
+      </w:r>
+    </w:p>
+    <w:p>
+      <w:pPr>
+        <w:spacing w:before="0" w:after="200" w:line="288" w:lineRule="auto"/>
+      </w:pPr>
+      <w:r>
+        <w:rPr>
+          <w:rFonts w:ascii="宋体" w:hAnsi="宋体" w:eastAsia="宋体"/>
+          <w:b w:val="0"/>
+          <w:i w:val="0"/>
+          <w:color w:val="5F6368"/>
+          <w:sz w:val="20"/>
+        </w:rPr>
+        <w:t>阅读限制：不进自述权重+。国际财务管理属国商口径，英语双学位不是英院取样。</w:t>
+      </w:r>
+    </w:p>
+    <w:p>
+      <w:pPr>
+        <w:spacing w:before="240" w:after="160" w:line="264" w:lineRule="auto"/>
+        <w:pBdr>
+          <w:bottom w:val="single" w:sz="12" w:space="4" w:color="1F4E79"/>
+        </w:pBdr>
+      </w:pPr>
+      <w:r>
+        <w:rPr>
+          <w:rFonts w:ascii="黑体" w:hAnsi="黑体" w:eastAsia="黑体"/>
+          <w:b/>
+          <w:i w:val="0"/>
+          <w:color w:val="1F4E79"/>
+          <w:sz w:val="28"/>
+        </w:rPr>
+        <w:t>11　本科（EAP / 国际项目，不是统招）　·　国际教育网（冠城实验 IEC）</w:t>
+      </w:r>
+    </w:p>
+    <w:p>
+      <w:pPr>
+        <w:spacing w:before="0" w:after="40" w:line="288" w:lineRule="auto"/>
+      </w:pPr>
+      <w:r>
+        <w:rPr>
+          <w:rFonts w:ascii="宋体" w:hAnsi="宋体" w:eastAsia="宋体"/>
+          <w:b w:val="0"/>
+          <w:i w:val="0"/>
+          <w:color w:val="5F6368"/>
+          <w:sz w:val="20"/>
+        </w:rPr>
+        <w:t>用户/署名：李想</w:t>
+      </w:r>
+    </w:p>
+    <w:p>
+      <w:pPr>
+        <w:spacing w:before="0" w:after="40" w:line="288" w:lineRule="auto"/>
+      </w:pPr>
+      <w:r>
+        <w:rPr>
+          <w:rFonts w:ascii="宋体" w:hAnsi="宋体" w:eastAsia="宋体"/>
+          <w:b w:val="0"/>
+          <w:i w:val="0"/>
+          <w:color w:val="5F6368"/>
+          <w:sz w:val="20"/>
+        </w:rPr>
+        <w:t>自称身份：自称北外在读五个月；写 EAP 和「商学院学生无法借阅东校区」</w:t>
+      </w:r>
+    </w:p>
+    <w:p>
+      <w:pPr>
+        <w:spacing w:before="0" w:after="40" w:line="288" w:lineRule="auto"/>
+      </w:pPr>
+      <w:r>
+        <w:rPr>
+          <w:rFonts w:ascii="宋体" w:hAnsi="宋体" w:eastAsia="宋体"/>
+          <w:b w:val="0"/>
+          <w:i w:val="0"/>
+          <w:color w:val="5F6368"/>
+          <w:sz w:val="20"/>
+        </w:rPr>
+        <w:t>可见时间：2024-10-28</w:t>
+      </w:r>
+    </w:p>
+    <w:p>
+      <w:pPr>
+        <w:spacing w:before="0" w:after="40" w:line="288" w:lineRule="auto"/>
+      </w:pPr>
+      <w:r>
+        <w:rPr>
+          <w:rFonts w:ascii="宋体" w:hAnsi="宋体" w:eastAsia="宋体"/>
+          <w:b w:val="0"/>
+          <w:i w:val="0"/>
+          <w:color w:val="5F6368"/>
+          <w:sz w:val="20"/>
+        </w:rPr>
+        <w:t>链接：https://m.ieduchina.com/chengdu/education/202410/121214.html</w:t>
+      </w:r>
+    </w:p>
+    <w:p>
+      <w:pPr>
+        <w:spacing w:before="120" w:after="80" w:line="288" w:lineRule="auto"/>
+      </w:pPr>
+      <w:r>
+        <w:rPr>
+          <w:rFonts w:ascii="黑体" w:hAnsi="黑体" w:eastAsia="黑体"/>
+          <w:b/>
+          <w:i w:val="0"/>
+          <w:color w:val="1F4E79"/>
+          <w:sz w:val="24"/>
+        </w:rPr>
+        <w:t>摘录</w:t>
+      </w:r>
+    </w:p>
+    <w:p>
+      <w:pPr>
+        <w:spacing w:before="0" w:after="160" w:line="288" w:lineRule="auto"/>
+        <w:ind w:firstLine="440"/>
+      </w:pPr>
+      <w:r>
+        <w:rPr>
+          <w:rFonts w:ascii="宋体" w:hAnsi="宋体" w:eastAsia="宋体"/>
+          <w:b w:val="0"/>
+          <w:i w:val="0"/>
+          <w:color w:val="212529"/>
+          <w:sz w:val="22"/>
+        </w:rPr>
+        <w:t>在北外，学习节奏相对紧凑，尤其是在EAP（学术英语准备班），每周都有阶段性任务。课程任务不仅要求我们总结阅读材料，还需撰写完整的论文初稿和终稿。虽然商学院学生无法借阅东校区的书籍，但这并不妨碍我们前去了解更多的学习资料。开学第一周一定要弄清楚西校区和北校区教室的位置，尤其是西校区国际大厦的结构复杂。数学作业技巧：除了答案正确，过程也很重要，务必写清楚每个步骤。</w:t>
+      </w:r>
+    </w:p>
+    <w:p>
+      <w:pPr>
+        <w:spacing w:before="0" w:after="80" w:line="288" w:lineRule="auto"/>
+      </w:pPr>
+      <w:r>
+        <w:rPr>
+          <w:rFonts w:ascii="宋体" w:hAnsi="宋体" w:eastAsia="宋体"/>
+          <w:b w:val="0"/>
+          <w:i w:val="0"/>
+          <w:color w:val="212529"/>
+          <w:sz w:val="20"/>
+        </w:rPr>
+        <w:t>用户溯源：第一人称校园路径具体。中学国际部约稿。EAP + 国际大厦 + 商学院借书，更像留学/国际项目，不是高考统招国商。</w:t>
+      </w:r>
+    </w:p>
+    <w:p>
+      <w:pPr>
+        <w:spacing w:before="0" w:after="200" w:line="288" w:lineRule="auto"/>
+      </w:pPr>
+      <w:r>
+        <w:rPr>
+          <w:rFonts w:ascii="宋体" w:hAnsi="宋体" w:eastAsia="宋体"/>
+          <w:b w:val="0"/>
+          <w:i w:val="0"/>
+          <w:color w:val="5F6368"/>
+          <w:sz w:val="20"/>
+        </w:rPr>
+        <w:t>阅读限制：必须和曹渊那条统招本科分开。</w:t>
+      </w:r>
+    </w:p>
+    <w:p>
+      <w:pPr>
+        <w:spacing w:before="240" w:after="160" w:line="264" w:lineRule="auto"/>
+        <w:pBdr>
+          <w:bottom w:val="single" w:sz="12" w:space="4" w:color="1F4E79"/>
+        </w:pBdr>
+      </w:pPr>
+      <w:r>
+        <w:rPr>
+          <w:rFonts w:ascii="黑体" w:hAnsi="黑体" w:eastAsia="黑体"/>
+          <w:b/>
+          <w:i w:val="0"/>
+          <w:color w:val="1F4E79"/>
+          <w:sz w:val="28"/>
+        </w:rPr>
+        <w:t>12　本科建制（国际商务培养方案）　·　国际商学院官网</w:t>
+      </w:r>
+    </w:p>
+    <w:p>
+      <w:pPr>
+        <w:spacing w:before="0" w:after="40" w:line="288" w:lineRule="auto"/>
+      </w:pPr>
+      <w:r>
+        <w:rPr>
+          <w:rFonts w:ascii="宋体" w:hAnsi="宋体" w:eastAsia="宋体"/>
+          <w:b w:val="0"/>
+          <w:i w:val="0"/>
+          <w:color w:val="5F6368"/>
+          <w:sz w:val="20"/>
+        </w:rPr>
+        <w:t>用户/署名：学院专业介绍，非论坛用户</w:t>
+      </w:r>
+    </w:p>
+    <w:p>
+      <w:pPr>
+        <w:spacing w:before="0" w:after="40" w:line="288" w:lineRule="auto"/>
+      </w:pPr>
+      <w:r>
+        <w:rPr>
+          <w:rFonts w:ascii="宋体" w:hAnsi="宋体" w:eastAsia="宋体"/>
+          <w:b w:val="0"/>
+          <w:i w:val="0"/>
+          <w:color w:val="5F6368"/>
+          <w:sz w:val="20"/>
+        </w:rPr>
+        <w:t>自称身份：国际商务本科必修课名单</w:t>
+      </w:r>
+    </w:p>
+    <w:p>
+      <w:pPr>
+        <w:spacing w:before="0" w:after="40" w:line="288" w:lineRule="auto"/>
+      </w:pPr>
+      <w:r>
+        <w:rPr>
+          <w:rFonts w:ascii="宋体" w:hAnsi="宋体" w:eastAsia="宋体"/>
+          <w:b w:val="0"/>
+          <w:i w:val="0"/>
+          <w:color w:val="5F6368"/>
+          <w:sz w:val="20"/>
+        </w:rPr>
+        <w:t>可见时间：官网长期页；文内写 2026 版培养方案</w:t>
+      </w:r>
+    </w:p>
+    <w:p>
+      <w:pPr>
+        <w:spacing w:before="0" w:after="40" w:line="288" w:lineRule="auto"/>
+      </w:pPr>
+      <w:r>
+        <w:rPr>
+          <w:rFonts w:ascii="宋体" w:hAnsi="宋体" w:eastAsia="宋体"/>
+          <w:b w:val="0"/>
+          <w:i w:val="0"/>
+          <w:color w:val="5F6368"/>
+          <w:sz w:val="20"/>
+        </w:rPr>
+        <w:t>链接：https://ibs.bfsu.edu.cn/info/2641/36631.htm</w:t>
+      </w:r>
+    </w:p>
+    <w:p>
+      <w:pPr>
+        <w:spacing w:before="120" w:after="80" w:line="288" w:lineRule="auto"/>
+      </w:pPr>
+      <w:r>
+        <w:rPr>
+          <w:rFonts w:ascii="黑体" w:hAnsi="黑体" w:eastAsia="黑体"/>
+          <w:b/>
+          <w:i w:val="0"/>
+          <w:color w:val="1F4E79"/>
+          <w:sz w:val="24"/>
+        </w:rPr>
+        <w:t>摘录</w:t>
+      </w:r>
+    </w:p>
+    <w:p>
+      <w:pPr>
+        <w:spacing w:before="0" w:after="160" w:line="288" w:lineRule="auto"/>
+        <w:ind w:firstLine="440"/>
+      </w:pPr>
+      <w:r>
+        <w:rPr>
+          <w:rFonts w:ascii="宋体" w:hAnsi="宋体" w:eastAsia="宋体"/>
+          <w:b w:val="0"/>
+          <w:i w:val="0"/>
+          <w:color w:val="212529"/>
+          <w:sz w:val="22"/>
+        </w:rPr>
+        <w:t>专业必修课程：高等数学（上）、高等数学提高（上）……微观经济学（中/英）……会计学（中/英）、宏观经济学（中/英）、概率论与数理统计……公司财务管理（中/英）、市场营销学（英）、国际商务谈判（英）、组织行为学（英）……跨文化商务沟通与管理（英）、战略管理（英）。</w:t>
+      </w:r>
+    </w:p>
+    <w:p>
+      <w:pPr>
+        <w:spacing w:before="0" w:after="80" w:line="288" w:lineRule="auto"/>
+      </w:pPr>
+      <w:r>
+        <w:rPr>
+          <w:rFonts w:ascii="宋体" w:hAnsi="宋体" w:eastAsia="宋体"/>
+          <w:b w:val="0"/>
+          <w:i w:val="0"/>
+          <w:color w:val="212529"/>
+          <w:sz w:val="20"/>
+        </w:rPr>
+        <w:t>用户溯源：官方课单。解释 Reddit 为什么会讨论北外本科数学、以及国商「英文授课」从哪来。</w:t>
+      </w:r>
+    </w:p>
+    <w:p>
+      <w:pPr>
+        <w:spacing w:before="0" w:after="200" w:line="288" w:lineRule="auto"/>
+      </w:pPr>
+      <w:r>
+        <w:rPr>
+          <w:rFonts w:ascii="宋体" w:hAnsi="宋体" w:eastAsia="宋体"/>
+          <w:b w:val="0"/>
+          <w:i w:val="0"/>
+          <w:color w:val="5F6368"/>
+          <w:sz w:val="20"/>
+        </w:rPr>
+        <w:t>阅读限制：不是学生吐槽。</w:t>
+      </w:r>
+    </w:p>
+    <w:p>
+      <w:pPr>
+        <w:spacing w:before="240" w:after="160" w:line="264" w:lineRule="auto"/>
+        <w:pBdr>
+          <w:bottom w:val="single" w:sz="12" w:space="4" w:color="1F4E79"/>
+        </w:pBdr>
+      </w:pPr>
+      <w:r>
+        <w:rPr>
+          <w:rFonts w:ascii="黑体" w:hAnsi="黑体" w:eastAsia="黑体"/>
+          <w:b/>
+          <w:i w:val="0"/>
+          <w:color w:val="1F4E79"/>
+          <w:sz w:val="28"/>
+        </w:rPr>
+        <w:t>13　研究生部（国际商务专硕拟录取）　·　经管之家</w:t>
+      </w:r>
+    </w:p>
+    <w:p>
+      <w:pPr>
+        <w:spacing w:before="0" w:after="40" w:line="288" w:lineRule="auto"/>
+      </w:pPr>
+      <w:r>
+        <w:rPr>
+          <w:rFonts w:ascii="宋体" w:hAnsi="宋体" w:eastAsia="宋体"/>
+          <w:b w:val="0"/>
+          <w:i w:val="0"/>
+          <w:color w:val="5F6368"/>
+          <w:sz w:val="20"/>
+        </w:rPr>
+        <w:t>用户/署名：simple_kaka</w:t>
+      </w:r>
+    </w:p>
+    <w:p>
+      <w:pPr>
+        <w:spacing w:before="0" w:after="40" w:line="288" w:lineRule="auto"/>
+      </w:pPr>
+      <w:r>
+        <w:rPr>
+          <w:rFonts w:ascii="宋体" w:hAnsi="宋体" w:eastAsia="宋体"/>
+          <w:b w:val="0"/>
+          <w:i w:val="0"/>
+          <w:color w:val="5F6368"/>
+          <w:sz w:val="20"/>
+        </w:rPr>
+        <w:t>自称身份：自称一志愿拟录取北外国际商务，专业课 130+，总分 370</w:t>
+      </w:r>
+    </w:p>
+    <w:p>
+      <w:pPr>
+        <w:spacing w:before="0" w:after="40" w:line="288" w:lineRule="auto"/>
+      </w:pPr>
+      <w:r>
+        <w:rPr>
+          <w:rFonts w:ascii="宋体" w:hAnsi="宋体" w:eastAsia="宋体"/>
+          <w:b w:val="0"/>
+          <w:i w:val="0"/>
+          <w:color w:val="5F6368"/>
+          <w:sz w:val="20"/>
+        </w:rPr>
+        <w:t>可见时间：2016-11-16 23:26:57</w:t>
+      </w:r>
+    </w:p>
+    <w:p>
+      <w:pPr>
+        <w:spacing w:before="0" w:after="40" w:line="288" w:lineRule="auto"/>
+      </w:pPr>
+      <w:r>
+        <w:rPr>
+          <w:rFonts w:ascii="宋体" w:hAnsi="宋体" w:eastAsia="宋体"/>
+          <w:b w:val="0"/>
+          <w:i w:val="0"/>
+          <w:color w:val="5F6368"/>
+          <w:sz w:val="20"/>
+        </w:rPr>
+        <w:t>链接：https://bbs.pinggu.org/thread-4945117-1-1.html</w:t>
+      </w:r>
+    </w:p>
+    <w:p>
+      <w:pPr>
+        <w:spacing w:before="120" w:after="80" w:line="288" w:lineRule="auto"/>
+      </w:pPr>
+      <w:r>
+        <w:rPr>
+          <w:rFonts w:ascii="黑体" w:hAnsi="黑体" w:eastAsia="黑体"/>
+          <w:b/>
+          <w:i w:val="0"/>
+          <w:color w:val="1F4E79"/>
+          <w:sz w:val="24"/>
+        </w:rPr>
+        <w:t>摘录</w:t>
+      </w:r>
+    </w:p>
+    <w:p>
+      <w:pPr>
+        <w:spacing w:before="0" w:after="160" w:line="288" w:lineRule="auto"/>
+        <w:ind w:firstLine="440"/>
+      </w:pPr>
+      <w:r>
+        <w:rPr>
+          <w:rFonts w:ascii="宋体" w:hAnsi="宋体" w:eastAsia="宋体"/>
+          <w:b w:val="0"/>
+          <w:i w:val="0"/>
+          <w:color w:val="212529"/>
+          <w:sz w:val="22"/>
+        </w:rPr>
+        <w:t>楼主今年一志愿拟录取北外国际商务专业……最后专业课130+，总分370。北外考的是数三……复试只记录数学和专业课的分数……对于英语，政治不太擅长而数学比较好的孩纸来说还是很占优势的。当然毕竟北外，虽然复试不记录英语成绩，但最好还是要上70，因为貌似入学以后可以免修英语~（68的我含泪飘过~~~）北外专业课会有二十分的翻译……今年一篇是文化震惊……绝对购买力平价是我一生的痛……祝所有考研的孩子们如愿以偿，如愿走进bfsu-ibs!</w:t>
+      </w:r>
+    </w:p>
+    <w:p>
+      <w:pPr>
+        <w:spacing w:before="0" w:after="80" w:line="288" w:lineRule="auto"/>
+      </w:pPr>
+      <w:r>
+        <w:rPr>
+          <w:rFonts w:ascii="宋体" w:hAnsi="宋体" w:eastAsia="宋体"/>
+          <w:b w:val="0"/>
+          <w:i w:val="0"/>
+          <w:color w:val="212529"/>
+          <w:sz w:val="20"/>
+        </w:rPr>
+        <w:t>用户溯源：论坛账号。入学后只一句「免修英语」传闻。国际商务 ≠ 金融专硕。</w:t>
+      </w:r>
+    </w:p>
+    <w:p>
+      <w:pPr>
+        <w:spacing w:before="0" w:after="200" w:line="288" w:lineRule="auto"/>
+      </w:pPr>
+      <w:r>
+        <w:rPr>
+          <w:rFonts w:ascii="宋体" w:hAnsi="宋体" w:eastAsia="宋体"/>
+          <w:b w:val="0"/>
+          <w:i w:val="0"/>
+          <w:color w:val="5F6368"/>
+          <w:sz w:val="20"/>
+        </w:rPr>
+        <w:t>阅读限制：2016 年。</w:t>
+      </w:r>
+    </w:p>
+    <w:p>
+      <w:pPr>
+        <w:spacing w:before="240" w:after="160" w:line="264" w:lineRule="auto"/>
+        <w:pBdr>
+          <w:bottom w:val="single" w:sz="12" w:space="4" w:color="1F4E79"/>
+        </w:pBdr>
+      </w:pPr>
+      <w:r>
+        <w:rPr>
+          <w:rFonts w:ascii="黑体" w:hAnsi="黑体" w:eastAsia="黑体"/>
+          <w:b/>
+          <w:i w:val="0"/>
+          <w:color w:val="1F4E79"/>
+          <w:sz w:val="28"/>
+        </w:rPr>
+        <w:t>14　研究生部（入学后短评，转载）　·　文书帮</w:t>
+      </w:r>
+    </w:p>
+    <w:p>
+      <w:pPr>
+        <w:spacing w:before="0" w:after="40" w:line="288" w:lineRule="auto"/>
+      </w:pPr>
+      <w:r>
+        <w:rPr>
+          <w:rFonts w:ascii="宋体" w:hAnsi="宋体" w:eastAsia="宋体"/>
+          <w:b w:val="0"/>
+          <w:i w:val="0"/>
+          <w:color w:val="5F6368"/>
+          <w:sz w:val="20"/>
+        </w:rPr>
+        <w:t>用户/署名：未署名</w:t>
+      </w:r>
+    </w:p>
+    <w:p>
+      <w:pPr>
+        <w:spacing w:before="0" w:after="40" w:line="288" w:lineRule="auto"/>
+      </w:pPr>
+      <w:r>
+        <w:rPr>
+          <w:rFonts w:ascii="宋体" w:hAnsi="宋体" w:eastAsia="宋体"/>
+          <w:b w:val="0"/>
+          <w:i w:val="0"/>
+          <w:color w:val="5F6368"/>
+          <w:sz w:val="20"/>
+        </w:rPr>
+        <w:t>自称身份：自称在国商学习两个多月</w:t>
+      </w:r>
+    </w:p>
+    <w:p>
+      <w:pPr>
+        <w:spacing w:before="0" w:after="40" w:line="288" w:lineRule="auto"/>
+      </w:pPr>
+      <w:r>
+        <w:rPr>
+          <w:rFonts w:ascii="宋体" w:hAnsi="宋体" w:eastAsia="宋体"/>
+          <w:b w:val="0"/>
+          <w:i w:val="0"/>
+          <w:color w:val="5F6368"/>
+          <w:sz w:val="20"/>
+        </w:rPr>
+        <w:t>可见时间：转载页未给原发日</w:t>
+      </w:r>
+    </w:p>
+    <w:p>
+      <w:pPr>
+        <w:spacing w:before="0" w:after="40" w:line="288" w:lineRule="auto"/>
+      </w:pPr>
+      <w:r>
+        <w:rPr>
+          <w:rFonts w:ascii="宋体" w:hAnsi="宋体" w:eastAsia="宋体"/>
+          <w:b w:val="0"/>
+          <w:i w:val="0"/>
+          <w:color w:val="5F6368"/>
+          <w:sz w:val="20"/>
+        </w:rPr>
+        <w:t>链接：https://www.wenshubang.com/xindetihui/2895526.html</w:t>
+      </w:r>
+    </w:p>
+    <w:p>
+      <w:pPr>
+        <w:spacing w:before="120" w:after="80" w:line="288" w:lineRule="auto"/>
+      </w:pPr>
+      <w:r>
+        <w:rPr>
+          <w:rFonts w:ascii="黑体" w:hAnsi="黑体" w:eastAsia="黑体"/>
+          <w:b/>
+          <w:i w:val="0"/>
+          <w:color w:val="1F4E79"/>
+          <w:sz w:val="24"/>
+        </w:rPr>
+        <w:t>摘录</w:t>
+      </w:r>
+    </w:p>
+    <w:p>
+      <w:pPr>
+        <w:spacing w:before="0" w:after="160" w:line="288" w:lineRule="auto"/>
+        <w:ind w:firstLine="440"/>
+      </w:pPr>
+      <w:r>
+        <w:rPr>
+          <w:rFonts w:ascii="宋体" w:hAnsi="宋体" w:eastAsia="宋体"/>
+          <w:b w:val="0"/>
+          <w:i w:val="0"/>
+          <w:color w:val="212529"/>
+          <w:sz w:val="22"/>
+        </w:rPr>
+        <w:t>总之，来到了梦想中的北外还是挺高兴的。北外地理位置相当不错，在西三环上，旁边的院校有北理、中青政、民大等，离人大、北大、清华也很近，交通非常便利。北外校园小巧精致，硬件设施一直在改善，图书馆和国际大厦修建的很高大上。在国商学习了两个多月后，我深刻地感受到老师很认真负责，为学生着想。学院的学术导师和外界聘请的企业导师都很牛，对今后的学习和工作都有很大的帮助。总之，来到北外是个不悔的选择。</w:t>
+      </w:r>
+    </w:p>
+    <w:p>
+      <w:pPr>
+        <w:spacing w:before="0" w:after="80" w:line="288" w:lineRule="auto"/>
+      </w:pPr>
+      <w:r>
+        <w:rPr>
+          <w:rFonts w:ascii="宋体" w:hAnsi="宋体" w:eastAsia="宋体"/>
+          <w:b w:val="0"/>
+          <w:i w:val="0"/>
+          <w:color w:val="212529"/>
+          <w:sz w:val="20"/>
+        </w:rPr>
+        <w:t>用户溯源：与自述权重+ 已收录同一条。转载站，可能与经管之家保研帖同源。补进纷纭研究生部，为凑每部上限 7。</w:t>
+      </w:r>
+    </w:p>
+    <w:p>
+      <w:pPr>
+        <w:spacing w:before="0" w:after="200" w:line="288" w:lineRule="auto"/>
+      </w:pPr>
+      <w:r>
+        <w:rPr>
+          <w:rFonts w:ascii="宋体" w:hAnsi="宋体" w:eastAsia="宋体"/>
+          <w:b w:val="0"/>
+          <w:i w:val="0"/>
+          <w:color w:val="5F6368"/>
+          <w:sz w:val="20"/>
+        </w:rPr>
+        <w:t>阅读限制：入学后短评，可能美化。</w:t>
       </w:r>
     </w:p>
     <w:sectPr>
